--- a/state/tailored/2026-05-29/capitalone-lead-software-engineer-full-stack-82.docx
+++ b/state/tailored/2026-05-29/capitalone-lead-software-engineer-full-stack-82.docx
@@ -222,7 +222,7 @@
           <w:sz w:val="21"/>
           <w:szCs w:val="21"/>
         </w:rPr>
-        <w:t xml:space="preserve">React, Next.js, Redux, Tailwind CSS, Fluent UI, Material-UI, Responsive Design</w:t>
+        <w:t xml:space="preserve">React, Next.js, Redux, Fluent UI, Material-UI, HTML5, CSS3, Responsive Design</w:t>
       </w:r>
     </w:p>
     <w:p>
@@ -245,7 +245,7 @@
           <w:sz w:val="21"/>
           <w:szCs w:val="21"/>
         </w:rPr>
-        <w:t xml:space="preserve">SQL Server, MongoDB, Cosmos DB, Redis, Vector Embeddings</w:t>
+        <w:t xml:space="preserve">PostgreSQL, SQL Server, MongoDB, Cosmos DB, Redis, Vector Embeddings</w:t>
       </w:r>
     </w:p>
     <w:p>
@@ -314,7 +314,7 @@
           <w:sz w:val="21"/>
           <w:szCs w:val="21"/>
         </w:rPr>
-        <w:t xml:space="preserve">Azure AD, Microsoft Entra, OAuth 2.0, JWT, SAML, RBAC, SSO, Okta</w:t>
+        <w:t xml:space="preserve">Microsoft Entra, OAuth 2.0, JWT, SAML, RBAC, Authentication &amp; Authorization, SSO, Okta</w:t>
       </w:r>
     </w:p>
     <w:p>
@@ -337,7 +337,7 @@
           <w:sz w:val="21"/>
           <w:szCs w:val="21"/>
         </w:rPr>
-        <w:t xml:space="preserve">System Design, Distributed Systems, High Availability, Fault Tolerance, Scalability, Observability, Performance Optimization, API Integration, Full Stack, Production Engineering, Agile/Scrum</w:t>
+        <w:t xml:space="preserve">System Design, Distributed Systems, High Availability, Fault Tolerance, Scalability, Observability, Performance Optimization, API Integration, Full Stack, Production Engineering</w:t>
       </w:r>
     </w:p>
     <w:p>
